--- a/static/template_soal_ujian.docx
+++ b/static/template_soal_ujian.docx
@@ -17,22 +17,22 @@
     </w:p>
     <w:p>
       <w:r>
-        <w:t xml:space="preserve">1. Gunakan penomoran angka (1., 2., 3., dst) untuk teks soal.</w:t>
-      </w:r>
-    </w:p>
-    <w:p>
-      <w:r>
-        <w:t xml:space="preserve">2. Gunakan penomoran huruf (A., B., C., D., E.) untuk opsi jawaban.</w:t>
-      </w:r>
-    </w:p>
-    <w:p>
-      <w:r>
-        <w:t xml:space="preserve">3. Tulis KUNCI: diikuti huruf jawaban benar di akhir setiap soal.</w:t>
-      </w:r>
-    </w:p>
-    <w:p>
-      <w:r>
-        <w:t xml:space="preserve">4. Anda bebas menyisipkan gambar atau tabel di dalam soal.</w:t>
+        <w:t xml:space="preserve">- Gunakan penomoran angka (1., 2., 3., dst) untuk teks soal.</w:t>
+      </w:r>
+    </w:p>
+    <w:p>
+      <w:r>
+        <w:t xml:space="preserve">- Gunakan penomoran huruf (A., B., C., D., E.) untuk opsi jawaban.</w:t>
+      </w:r>
+    </w:p>
+    <w:p>
+      <w:r>
+        <w:t xml:space="preserve">- Tulis KUNCI: diikuti huruf jawaban benar di akhir setiap soal.</w:t>
+      </w:r>
+    </w:p>
+    <w:p>
+      <w:r>
+        <w:t xml:space="preserve">- Anda bebas menyisipkan gambar atau tabel di dalam soal.</w:t>
       </w:r>
     </w:p>
     <w:p/>

--- a/static/template_soal_ujian.docx
+++ b/static/template_soal_ujian.docx
@@ -22,7 +22,7 @@
     </w:p>
     <w:p>
       <w:r>
-        <w:t xml:space="preserve">- Gunakan penomoran huruf (A., B., C., D., E.) untuk opsi jawaban.</w:t>
+        <w:t xml:space="preserve">- Gunakan penomoran huruf (A., B., C., D., E.) untuk opsi jawaban (hanya Pilihan Ganda).</w:t>
       </w:r>
     </w:p>
     <w:p>
@@ -37,6 +37,40 @@
     </w:p>
     <w:p/>
     <w:p>
+      <w:pPr>
+        <w:pStyle w:val="Heading3"/>
+      </w:pPr>
+      <w:r>
+        <w:t xml:space="preserve">Cara Menulis Berbagai Tipe Soal:</w:t>
+      </w:r>
+    </w:p>
+    <w:p>
+      <w:r>
+        <w:t xml:space="preserve">- Pilihan Ganda: Tulis opsi A, B, C, D dan satu kunci (KUNCI: A)</w:t>
+      </w:r>
+    </w:p>
+    <w:p>
+      <w:r>
+        <w:t xml:space="preserve">- Pilihan Ganda Kompleks: Tulis opsi dan lebih dari satu kunci (KUNCI: A, C)</w:t>
+      </w:r>
+    </w:p>
+    <w:p>
+      <w:r>
+        <w:t xml:space="preserve">- Benar Salah: Jangan tulis opsi, langsung tulis (KUNCI: Benar atau KUNCI: Salah)</w:t>
+      </w:r>
+    </w:p>
+    <w:p>
+      <w:r>
+        <w:t xml:space="preserve">- Isian Singkat: Jangan tulis opsi, langsung tulis jawaban (KUNCI: Jawaban Anda)</w:t>
+      </w:r>
+    </w:p>
+    <w:p>
+      <w:r>
+        <w:t xml:space="preserve">- Esai: Jangan tulis opsi, langsung tulis (KUNCI: ESSAY)</w:t>
+      </w:r>
+    </w:p>
+    <w:p/>
+    <w:p>
       <w:r>
         <w:t xml:space="preserve">=================================================</w:t>
       </w:r>
@@ -121,27 +155,29 @@
     </w:p>
     <w:p>
       <w:r>
-        <w:t xml:space="preserve">A. Kucing</w:t>
-      </w:r>
-    </w:p>
-    <w:p>
-      <w:r>
-        <w:t xml:space="preserve">B. Anjing</w:t>
-      </w:r>
-    </w:p>
-    <w:p>
-      <w:r>
-        <w:t xml:space="preserve">C. Gajah</w:t>
-      </w:r>
-    </w:p>
-    <w:p>
-      <w:r>
-        <w:t xml:space="preserve">D. Jerapah</w:t>
-      </w:r>
-    </w:p>
-    <w:p>
-      <w:r>
-        <w:t xml:space="preserve">KUNCI: C</w:t>
+        <w:t xml:space="preserve">KUNCI: Gajah</w:t>
+      </w:r>
+    </w:p>
+    <w:p/>
+    <w:p>
+      <w:r>
+        <w:t xml:space="preserve">4. Apakah Matahari terbit dari timur?</w:t>
+      </w:r>
+    </w:p>
+    <w:p>
+      <w:r>
+        <w:t xml:space="preserve">KUNCI: Benar</w:t>
+      </w:r>
+    </w:p>
+    <w:p/>
+    <w:p>
+      <w:r>
+        <w:t xml:space="preserve">5. Sebutkan dan jelaskan proses terjadinya hujan!</w:t>
+      </w:r>
+    </w:p>
+    <w:p>
+      <w:r>
+        <w:t xml:space="preserve">KUNCI: ESSAY</w:t>
       </w:r>
     </w:p>
     <w:p/>

--- a/static/template_soal_ujian.docx
+++ b/static/template_soal_ujian.docx
@@ -12,10 +12,6 @@
     </w:p>
     <w:p>
       <w:r>
-        <w:rPr>
-          <w:b/>
-          <w:bCs/>
-        </w:rPr>
         <w:t xml:space="preserve">Petunjuk:</w:t>
       </w:r>
     </w:p>
@@ -26,7 +22,7 @@
     </w:p>
     <w:p>
       <w:r>
-        <w:t xml:space="preserve">- Gunakan penomoran huruf (A., B., C., D., E.) untuk opsi jawaban (hanya Pilihan Ganda).</w:t>
+        <w:t xml:space="preserve">- Gunakan penomoran huruf (A., B., C., D., E.) untuk opsi jawaban (Pilihan Ganda).</w:t>
       </w:r>
     </w:p>
     <w:p>
@@ -36,15 +32,15 @@
     </w:p>
     <w:p>
       <w:r>
-        <w:t xml:space="preserve">- Anda bebas menyisipkan gambar atau tabel di dalam soal.</w:t>
-      </w:r>
-    </w:p>
-    <w:p>
-      <w:r>
-        <w:rPr>
-          <w:b/>
-          <w:bCs/>
-        </w:rPr>
+        <w:t xml:space="preserve">- Anda bebas menyisipkan gambar atau tabel di dalam soal, opsi, maupun kolom menjodohkan.</w:t>
+      </w:r>
+    </w:p>
+    <w:p/>
+    <w:p>
+      <w:pPr>
+        <w:pStyle w:val="Heading3"/>
+      </w:pPr>
+      <w:r>
         <w:t xml:space="preserve">Cara Menulis Berbagai Tipe Soal:</w:t>
       </w:r>
     </w:p>
@@ -75,108 +71,118 @@
     </w:p>
     <w:p>
       <w:r>
-        <w:t xml:space="preserve">- Pernyataan Bersusun: Apit dengan { dan } pada baris sendiri.</w:t>
-      </w:r>
-    </w:p>
-    <w:p/>
-    <w:p>
-      <w:r>
-        <w:rPr>
-          <w:b/>
-          <w:bCs/>
-          <w:color w:val="FF0000"/>
-        </w:rPr>
-        <w:t xml:space="preserve">[MULAI SOAL]</w:t>
-      </w:r>
-    </w:p>
-    <w:p/>
-    <w:p>
-      <w:r>
-        <w:t xml:space="preserve">1. Siapa penemu bola lampu pijar?</w:t>
-      </w:r>
-    </w:p>
-    <w:p>
-      <w:r>
-        <w:t xml:space="preserve">A. Thomas Alfa Edison</w:t>
-      </w:r>
-    </w:p>
-    <w:p>
-      <w:r>
-        <w:t xml:space="preserve">B. Alexander Graham Bell</w:t>
-      </w:r>
-    </w:p>
-    <w:p>
-      <w:r>
-        <w:t xml:space="preserve">C. Nikola Tesla</w:t>
-      </w:r>
-    </w:p>
-    <w:p>
-      <w:r>
-        <w:t xml:space="preserve">D. Albert Einstein</w:t>
-      </w:r>
-    </w:p>
-    <w:p>
-      <w:r>
-        <w:t xml:space="preserve">KUNCI: A</w:t>
-      </w:r>
-    </w:p>
-    <w:p/>
-    <w:p>
-      <w:r>
-        <w:t xml:space="preserve">2. Manakah dari hewan berikut yang termasuk mamalia? (Pilihan Ganda Kompleks)</w:t>
-      </w:r>
-    </w:p>
-    <w:p>
-      <w:r>
-        <w:t xml:space="preserve">A. Kucing</w:t>
-      </w:r>
-    </w:p>
-    <w:p>
-      <w:r>
-        <w:t xml:space="preserve">B. Ayam</w:t>
-      </w:r>
-    </w:p>
-    <w:p>
-      <w:r>
-        <w:t xml:space="preserve">C. Paus</w:t>
-      </w:r>
-    </w:p>
-    <w:p>
-      <w:r>
-        <w:t xml:space="preserve">D. Katak</w:t>
-      </w:r>
-    </w:p>
-    <w:p>
-      <w:r>
-        <w:t xml:space="preserve">KUNCI: A, C</w:t>
-      </w:r>
-    </w:p>
-    <w:p/>
-    <w:p>
-      <w:r>
-        <w:t xml:space="preserve">3. Matahari terbit dari sebelah barat. (Benar/Salah)</w:t>
-      </w:r>
-    </w:p>
-    <w:p>
-      <w:r>
-        <w:t xml:space="preserve">KUNCI: Salah</w:t>
-      </w:r>
-    </w:p>
-    <w:p/>
-    <w:p>
-      <w:r>
-        <w:t xml:space="preserve">4. Ibukota negara Indonesia adalah ... (Isian Singkat)</w:t>
-      </w:r>
-    </w:p>
-    <w:p>
-      <w:r>
-        <w:t xml:space="preserve">KUNCI: Jakarta</w:t>
-      </w:r>
-    </w:p>
-    <w:p/>
-    <w:p>
-      <w:r>
-        <w:t xml:space="preserve">5. Jelaskan proses terjadinya hujan! (Esai)</w:t>
+        <w:t xml:space="preserve">- Menjodohkan (Format Tabel): Buat Tabel 2 Kolom, kolom kiri isi Pernyataan/gambar, kolom kanan isi Pilihan/gambar. Tulis kunci: KUNCI: 1-C, 2-A, 3-B. Gambar boleh disisipkan di sel mana saja.</w:t>
+      </w:r>
+    </w:p>
+    <w:p>
+      <w:r>
+        <w:t xml:space="preserve">- Menjodohkan (Format [KIRI]/[KANAN]): Tulis [KIRI] lalu daftar pernyataan, kemudian [KANAN] lalu daftar pilihan jawaban. Akhiri dengan KUNCI: 1-C, 2-A, 3-B.</w:t>
+      </w:r>
+    </w:p>
+    <w:p/>
+    <w:p>
+      <w:r>
+        <w:t xml:space="preserve">=================================================</w:t>
+      </w:r>
+    </w:p>
+    <w:p/>
+    <w:p>
+      <w:r>
+        <w:t xml:space="preserve">1. Siapa presiden pertama Republik Indonesia?</w:t>
+      </w:r>
+    </w:p>
+    <w:p>
+      <w:r>
+        <w:t xml:space="preserve">A. B.J. Habibie</w:t>
+      </w:r>
+    </w:p>
+    <w:p>
+      <w:r>
+        <w:t xml:space="preserve">B. Soekarno</w:t>
+      </w:r>
+    </w:p>
+    <w:p>
+      <w:r>
+        <w:t xml:space="preserve">C. Soeharto</w:t>
+      </w:r>
+    </w:p>
+    <w:p>
+      <w:r>
+        <w:t xml:space="preserve">D. Megawati Soekarnoputri</w:t>
+      </w:r>
+    </w:p>
+    <w:p>
+      <w:r>
+        <w:t xml:space="preserve">KUNCI: B</w:t>
+      </w:r>
+    </w:p>
+    <w:p/>
+    <w:p>
+      <w:r>
+        <w:t xml:space="preserve">2. Apa ibukota dari provinsi Jawa Barat?</w:t>
+      </w:r>
+    </w:p>
+    <w:p>
+      <w:r>
+        <w:t xml:space="preserve">A. Jakarta</w:t>
+      </w:r>
+    </w:p>
+    <w:p>
+      <w:r>
+        <w:t xml:space="preserve">B. Surabaya</w:t>
+      </w:r>
+    </w:p>
+    <w:p>
+      <w:r>
+        <w:t xml:space="preserve">C. Bandung</w:t>
+      </w:r>
+    </w:p>
+    <w:p>
+      <w:r>
+        <w:t xml:space="preserve">D. Semarang</w:t>
+      </w:r>
+    </w:p>
+    <w:p>
+      <w:r>
+        <w:t xml:space="preserve">KUNCI: C</w:t>
+      </w:r>
+    </w:p>
+    <w:p/>
+    <w:p>
+      <w:r>
+        <w:t xml:space="preserve">3. Perhatikan gambar hewan di bawah ini!</w:t>
+      </w:r>
+    </w:p>
+    <w:p>
+      <w:r>
+        <w:t xml:space="preserve">[ Sisipkan Gambar di sini ]</w:t>
+      </w:r>
+    </w:p>
+    <w:p>
+      <w:r>
+        <w:t xml:space="preserve">Apa nama hewan tersebut?</w:t>
+      </w:r>
+    </w:p>
+    <w:p>
+      <w:r>
+        <w:t xml:space="preserve">KUNCI: Gajah</w:t>
+      </w:r>
+    </w:p>
+    <w:p/>
+    <w:p>
+      <w:r>
+        <w:t xml:space="preserve">4. Apakah Matahari terbit dari timur?</w:t>
+      </w:r>
+    </w:p>
+    <w:p>
+      <w:r>
+        <w:t xml:space="preserve">KUNCI: Benar</w:t>
+      </w:r>
+    </w:p>
+    <w:p/>
+    <w:p>
+      <w:r>
+        <w:t xml:space="preserve">5. Sebutkan dan jelaskan proses terjadinya hujan!</w:t>
       </w:r>
     </w:p>
     <w:p>
@@ -187,57 +193,156 @@
     <w:p/>
     <w:p>
       <w:r>
-        <w:t xml:space="preserve">6. Perhatikan pernyataan berikut! (Pernyataan Bersusun)</w:t>
-      </w:r>
-    </w:p>
-    <w:p>
-      <w:r>
-        <w:t xml:space="preserve">{</w:t>
-      </w:r>
-    </w:p>
-    <w:p>
-      <w:r>
-        <w:t xml:space="preserve">1. Memiliki akar serabut</w:t>
-      </w:r>
-    </w:p>
-    <w:p>
-      <w:r>
-        <w:t xml:space="preserve">2. Tulang daun menyirip</w:t>
-      </w:r>
-    </w:p>
-    <w:p>
-      <w:r>
-        <w:t xml:space="preserve">3. Batang tidak bercabang</w:t>
-      </w:r>
-    </w:p>
-    <w:p>
-      <w:r>
-        <w:t xml:space="preserve">}</w:t>
-      </w:r>
-    </w:p>
-    <w:p>
-      <w:r>
-        <w:t xml:space="preserve">Ciri-ciri tumbuhan monokotil ditunjukkan oleh nomor...</w:t>
-      </w:r>
-    </w:p>
-    <w:p>
-      <w:r>
-        <w:t xml:space="preserve">A. 1 dan 2</w:t>
-      </w:r>
-    </w:p>
-    <w:p>
-      <w:r>
-        <w:t xml:space="preserve">B. 1 dan 3</w:t>
-      </w:r>
-    </w:p>
-    <w:p>
-      <w:r>
-        <w:t xml:space="preserve">C. 2 dan 3</w:t>
-      </w:r>
-    </w:p>
-    <w:p>
-      <w:r>
-        <w:t xml:space="preserve">KUNCI: B</w:t>
+        <w:t xml:space="preserve">6. Jodohkan nama negara berikut dengan ibukotanya yang tepat:</w:t>
+      </w:r>
+    </w:p>
+    <w:tbl>
+      <w:tblPr>
+        <w:tblW w:type="auto" w:w="100"/>
+        <w:tblBorders>
+          <w:top w:val="single" w:color="auto" w:sz="4"/>
+          <w:left w:val="single" w:color="auto" w:sz="4"/>
+          <w:bottom w:val="single" w:color="auto" w:sz="4"/>
+          <w:right w:val="single" w:color="auto" w:sz="4"/>
+          <w:insideH w:val="single" w:color="auto" w:sz="4"/>
+          <w:insideV w:val="single" w:color="auto" w:sz="4"/>
+        </w:tblBorders>
+      </w:tblPr>
+      <w:tblGrid>
+        <w:gridCol w:w="100"/>
+        <w:gridCol w:w="100"/>
+      </w:tblGrid>
+      <w:tr>
+        <w:tc>
+          <w:p>
+            <w:r>
+              <w:t xml:space="preserve">Pernyataan (Kiri)</w:t>
+            </w:r>
+          </w:p>
+        </w:tc>
+        <w:tc>
+          <w:p>
+            <w:r>
+              <w:t xml:space="preserve">Pilihan Jawaban (Kanan)</w:t>
+            </w:r>
+          </w:p>
+        </w:tc>
+      </w:tr>
+      <w:tr>
+        <w:tc>
+          <w:p>
+            <w:r>
+              <w:t xml:space="preserve">1. Indonesia</w:t>
+            </w:r>
+          </w:p>
+        </w:tc>
+        <w:tc>
+          <w:p>
+            <w:r>
+              <w:t xml:space="preserve">A. Tokyo</w:t>
+            </w:r>
+          </w:p>
+        </w:tc>
+      </w:tr>
+      <w:tr>
+        <w:tc>
+          <w:p>
+            <w:r>
+              <w:t xml:space="preserve">2. Jepang</w:t>
+            </w:r>
+          </w:p>
+        </w:tc>
+        <w:tc>
+          <w:p>
+            <w:r>
+              <w:t xml:space="preserve">B. Paris</w:t>
+            </w:r>
+          </w:p>
+        </w:tc>
+      </w:tr>
+      <w:tr>
+        <w:tc>
+          <w:p>
+            <w:r>
+              <w:t xml:space="preserve">3. Perancis</w:t>
+            </w:r>
+          </w:p>
+        </w:tc>
+        <w:tc>
+          <w:p>
+            <w:r>
+              <w:t xml:space="preserve">C. Jakarta</w:t>
+            </w:r>
+          </w:p>
+        </w:tc>
+      </w:tr>
+      <w:tr>
+        <w:tc>
+          <w:p/>
+        </w:tc>
+        <w:tc>
+          <w:p>
+            <w:r>
+              <w:t xml:space="preserve">D. London (Pengecoh)</w:t>
+            </w:r>
+          </w:p>
+        </w:tc>
+      </w:tr>
+    </w:tbl>
+    <w:p>
+      <w:r>
+        <w:t xml:space="preserve">KUNCI: 1-C, 2-A, 3-B</w:t>
+      </w:r>
+    </w:p>
+    <w:p/>
+    <w:p>
+      <w:r>
+        <w:t xml:space="preserve">7. Jodohkan nama pahlawan Indonesia dengan asal daerahnya:</w:t>
+      </w:r>
+    </w:p>
+    <w:p>
+      <w:r>
+        <w:t xml:space="preserve">[KIRI]</w:t>
+      </w:r>
+    </w:p>
+    <w:p>
+      <w:r>
+        <w:t xml:space="preserve">1. Cut Nyak Dien</w:t>
+      </w:r>
+    </w:p>
+    <w:p>
+      <w:r>
+        <w:t xml:space="preserve">2. Pattimura</w:t>
+      </w:r>
+    </w:p>
+    <w:p>
+      <w:r>
+        <w:t xml:space="preserve">3. Pangeran Diponegoro</w:t>
+      </w:r>
+    </w:p>
+    <w:p>
+      <w:r>
+        <w:t xml:space="preserve">[KANAN]</w:t>
+      </w:r>
+    </w:p>
+    <w:p>
+      <w:r>
+        <w:t xml:space="preserve">A. Maluku</w:t>
+      </w:r>
+    </w:p>
+    <w:p>
+      <w:r>
+        <w:t xml:space="preserve">B. Jawa Tengah</w:t>
+      </w:r>
+    </w:p>
+    <w:p>
+      <w:r>
+        <w:t xml:space="preserve">C. Aceh</w:t>
+      </w:r>
+    </w:p>
+    <w:p>
+      <w:r>
+        <w:t xml:space="preserve">KUNCI: 1-C, 2-A, 3-B</w:t>
       </w:r>
     </w:p>
     <w:p/>

--- a/static/template_soal_ujian.docx
+++ b/static/template_soal_ujian.docx
@@ -83,6 +83,17 @@
     <w:p>
       <w:r>
         <w:t xml:space="preserve">=================================================</w:t>
+      </w:r>
+    </w:p>
+    <w:p/>
+    <w:p>
+      <w:r>
+        <w:rPr>
+          <w:b/>
+          <w:bCs/>
+          <w:color w:val="FF0000"/>
+        </w:rPr>
+        <w:t xml:space="preserve">[MULAI SOAL]</w:t>
       </w:r>
     </w:p>
     <w:p/>
